--- a/reports/分析_MOON终裁与机制阶梯_2026-09-30.docx
+++ b/reports/分析_MOON终裁与机制阶梯_2026-09-30.docx
@@ -1693,6 +1693,1385 @@
       </w:r>
     </w:p>
     <w:p>
+      <w:r>
+        <w:t>这条分离</w:t>
+      </w:r>
+      <w:r>
+        <w:rPr>
+          <w:b/>
+        </w:rPr>
+        <w:t>不是一句脚注就能带过的</w:t>
+      </w:r>
+      <w:r>
+        <w:t>，它正好卡在零点两侧。§2.4 把它展开成一节，</w:t>
+      </w:r>
+    </w:p>
+    <w:p>
+      <w:r>
+        <w:t>并给出论文里应当怎么报。</w:t>
+      </w:r>
+    </w:p>
+    <w:p>
+      <w:pPr>
+        <w:pStyle w:val="Heading3"/>
+      </w:pPr>
+      <w:r>
+        <w:t>2.4 ★ 敏感性：Holm CI 的"最严一步"与"逐步"两种口径</w:t>
+      </w:r>
+    </w:p>
+    <w:p>
+      <w:pPr>
+        <w:ind w:left="360"/>
+      </w:pPr>
+      <w:r>
+        <w:rPr>
+          <w:i/>
+          <w:color w:val="555555"/>
+        </w:rPr>
+        <w:t xml:space="preserve">⚠️ </w:t>
+      </w:r>
+      <w:r>
+        <w:rPr>
+          <w:b/>
+          <w:i/>
+          <w:color w:val="555555"/>
+        </w:rPr>
+        <w:t>本节是事后（post hoc）写的敏感性分析，不改变本文件的判定。</w:t>
+      </w:r>
+    </w:p>
+    <w:p>
+      <w:pPr>
+        <w:ind w:left="360"/>
+      </w:pPr>
+      <w:r>
+        <w:rPr>
+          <w:i/>
+          <w:color w:val="555555"/>
+        </w:rPr>
+        <w:t xml:space="preserve">预注册 R1–R4 冻结于任何 MOON 端点数字被读取之前，正式判定是 </w:t>
+      </w:r>
+      <w:r>
+        <w:rPr>
+          <w:b/>
+          <w:i/>
+          <w:color w:val="555555"/>
+        </w:rPr>
+        <w:t>R3（不可判定）</w:t>
+      </w:r>
+      <w:r>
+        <w:rPr>
+          <w:i/>
+          <w:color w:val="555555"/>
+        </w:rPr>
+        <w:t>，</w:t>
+      </w:r>
+    </w:p>
+    <w:p>
+      <w:pPr>
+        <w:ind w:left="360"/>
+      </w:pPr>
+      <w:r>
+        <w:rPr>
+          <w:b/>
+          <w:i/>
+          <w:color w:val="555555"/>
+        </w:rPr>
+        <w:t>R3 成立</w:t>
+      </w:r>
+      <w:r>
+        <w:rPr>
+          <w:i/>
+          <w:color w:val="555555"/>
+        </w:rPr>
+        <w:t>。本节存在的理由是：这里有一处真实的口径歧义，</w:t>
+      </w:r>
+    </w:p>
+    <w:p>
+      <w:pPr>
+        <w:ind w:left="360"/>
+      </w:pPr>
+      <w:r>
+        <w:rPr>
+          <w:i/>
+          <w:color w:val="555555"/>
+        </w:rPr>
+        <w:t>藏起来比写出来更危险。它</w:t>
+      </w:r>
+      <w:r>
+        <w:rPr>
+          <w:b/>
+          <w:i/>
+          <w:color w:val="555555"/>
+        </w:rPr>
+        <w:t>不是</w:t>
+      </w:r>
+      <w:r>
+        <w:rPr>
+          <w:i/>
+          <w:color w:val="555555"/>
+        </w:rPr>
+        <w:t>用来把 R3 往 H2 推的。</w:t>
+      </w:r>
+    </w:p>
+    <w:p>
+      <w:pPr>
+        <w:pStyle w:val="Heading4"/>
+      </w:pPr>
+      <w:r>
+        <w:t>(a) 歧义在哪里</w:t>
+      </w:r>
+    </w:p>
+    <w:p>
+      <w:r>
+        <w:t>Holm–Bonferroni 是</w:t>
+      </w:r>
+      <w:r>
+        <w:rPr>
+          <w:b/>
+        </w:rPr>
+        <w:t>逐步下降（step-down）</w:t>
+      </w:r>
+      <w:r>
+        <w:t>程序：p 值升序排列后，</w:t>
+      </w:r>
+    </w:p>
+    <w:p>
+      <w:r>
+        <w:t>第 $i$ 小的那个在 $\alpha/(m-i+1)$ 上检验。本族三个比较的 p 值排序是</w:t>
+      </w:r>
+    </w:p>
+    <w:p>
+      <w:r>
+        <w:t>$$</w:t>
+      </w:r>
+    </w:p>
+    <w:p>
+      <w:r>
+        <w:t>\text{FedProx }(0.00150)\;&lt;\;\text{MOON }(0.02278)\;&lt;\;\text{FedProto }(0.92525)</w:t>
+      </w:r>
+    </w:p>
+    <w:p>
+      <w:r>
+        <w:t>$$</w:t>
+      </w:r>
+    </w:p>
+    <w:p>
+      <w:r>
+        <w:t xml:space="preserve">MOON 排第 </w:t>
+      </w:r>
+      <w:r>
+        <w:rPr>
+          <w:b/>
+        </w:rPr>
+        <w:t>2</w:t>
+      </w:r>
+      <w:r>
+        <w:t xml:space="preserve">，所以在 </w:t>
+      </w:r>
+      <w:r>
+        <w:rPr>
+          <w:b/>
+        </w:rPr>
+        <w:t>Holm 的 p 值程序里</w:t>
+      </w:r>
+      <w:r>
+        <w:t xml:space="preserve">它用的是 </w:t>
+      </w:r>
+      <w:r>
+        <w:rPr>
+          <w:b/>
+        </w:rPr>
+        <w:t>α/2</w:t>
+      </w:r>
+      <w:r>
+        <w:t>，不是 α/3。</w:t>
+      </w:r>
+    </w:p>
+    <w:p>
+      <w:r>
+        <w:t>协作方报的 Holm p = 0.0458 正好印证这一点：$0.0458 \approx \text{raw }p\times\mathbf{2}$</w:t>
+      </w:r>
+    </w:p>
+    <w:p>
+      <w:r>
+        <w:t>（反推 raw p ≈ 0.0229，t ≈ 2.7386，df=9；本文由已报 CI 端点反推得</w:t>
+      </w:r>
+    </w:p>
+    <w:p>
+      <w:r>
+        <w:t>raw p = 0.02278、t = 2.7417，两者的差别只来自 CI 端点四舍五入到 4 位小数，</w:t>
+      </w:r>
+    </w:p>
+    <w:p>
+      <w:r>
+        <w:t>这也是 §2.3 表里写 0.0456 而协作方报 0.0458 的原因）。</w:t>
+      </w:r>
+    </w:p>
+    <w:p>
+      <w:r>
+        <w:t>而预注册给 R1 写死的 Holm CI 用的是</w:t>
+      </w:r>
+      <w:r>
+        <w:rPr>
+          <w:b/>
+        </w:rPr>
+        <w:t>最严一步</w:t>
+      </w:r>
+      <w:r>
+        <w:t>的 α/3。于是在同一个 Holm 框架下，</w:t>
+      </w:r>
+    </w:p>
+    <w:p>
+      <w:r>
+        <w:rPr>
+          <w:b/>
+        </w:rPr>
+        <w:t>p 值走 α/2、预注册的 CI 走 α/3</w:t>
+      </w:r>
+      <w:r>
+        <w:t>，两者在本格恰好落在零的两侧。</w:t>
+      </w:r>
+    </w:p>
+    <w:p>
+      <w:pPr>
+        <w:pStyle w:val="Heading4"/>
+      </w:pPr>
+      <w:r>
+        <w:t>(b) 两条 CI 并列（`scipy.stats.t`，df=9；$\bar d=0.0263$，SE=0.00959，$s=0.03033$）</w:t>
+      </w:r>
+    </w:p>
+    <w:tbl>
+      <w:tblPr>
+        <w:tblStyle w:val="LightGrid-Accent1"/>
+        <w:tblW w:type="auto" w:w="0"/>
+        <w:tblLook w:firstColumn="1" w:firstRow="1" w:lastColumn="0" w:lastRow="0" w:noHBand="0" w:noVBand="1" w:val="04A0"/>
+      </w:tblPr>
+      <w:tblGrid>
+        <w:gridCol w:w="1234"/>
+        <w:gridCol w:w="1234"/>
+        <w:gridCol w:w="1234"/>
+        <w:gridCol w:w="1234"/>
+        <w:gridCol w:w="1234"/>
+        <w:gridCol w:w="1234"/>
+        <w:gridCol w:w="1234"/>
+      </w:tblGrid>
+      <w:tr>
+        <w:tc>
+          <w:tcPr>
+            <w:tcW w:type="dxa" w:w="1234"/>
+          </w:tcPr>
+          <w:p>
+            <w:r>
+              <w:rPr>
+                <w:b/>
+              </w:rPr>
+              <w:t>口径</w:t>
+            </w:r>
+          </w:p>
+        </w:tc>
+        <w:tc>
+          <w:tcPr>
+            <w:tcW w:type="dxa" w:w="1234"/>
+          </w:tcPr>
+          <w:p>
+            <w:r>
+              <w:rPr>
+                <w:b/>
+              </w:rPr>
+              <w:t>临界 $t$</w:t>
+            </w:r>
+          </w:p>
+        </w:tc>
+        <w:tc>
+          <w:tcPr>
+            <w:tcW w:type="dxa" w:w="1234"/>
+          </w:tcPr>
+          <w:p>
+            <w:r>
+              <w:rPr>
+                <w:b/>
+              </w:rPr>
+              <w:t>半宽系数 $t/\sqrt{10}$</w:t>
+            </w:r>
+          </w:p>
+        </w:tc>
+        <w:tc>
+          <w:tcPr>
+            <w:tcW w:type="dxa" w:w="1234"/>
+          </w:tcPr>
+          <w:p>
+            <w:r>
+              <w:rPr>
+                <w:b/>
+              </w:rPr>
+              <w:t>半宽</w:t>
+            </w:r>
+          </w:p>
+        </w:tc>
+        <w:tc>
+          <w:tcPr>
+            <w:tcW w:type="dxa" w:w="1234"/>
+          </w:tcPr>
+          <w:p>
+            <w:r>
+              <w:rPr>
+                <w:b/>
+              </w:rPr>
+              <w:t>CI</w:t>
+            </w:r>
+          </w:p>
+        </w:tc>
+        <w:tc>
+          <w:tcPr>
+            <w:tcW w:type="dxa" w:w="1234"/>
+          </w:tcPr>
+          <w:p>
+            <w:r>
+              <w:rPr>
+                <w:b/>
+              </w:rPr>
+              <w:t>下界</w:t>
+            </w:r>
+          </w:p>
+        </w:tc>
+        <w:tc>
+          <w:tcPr>
+            <w:tcW w:type="dxa" w:w="1234"/>
+          </w:tcPr>
+          <w:p>
+            <w:r>
+              <w:rPr>
+                <w:b/>
+              </w:rPr>
+              <w:t>R1</w:t>
+            </w:r>
+          </w:p>
+        </w:tc>
+      </w:tr>
+      <w:tr>
+        <w:tc>
+          <w:tcPr>
+            <w:tcW w:type="dxa" w:w="1234"/>
+          </w:tcPr>
+          <w:p>
+            <w:r>
+              <w:t>未校正 95%</w:t>
+            </w:r>
+          </w:p>
+        </w:tc>
+        <w:tc>
+          <w:tcPr>
+            <w:tcW w:type="dxa" w:w="1234"/>
+          </w:tcPr>
+          <w:p>
+            <w:r>
+              <w:t>2.26216</w:t>
+            </w:r>
+          </w:p>
+        </w:tc>
+        <w:tc>
+          <w:tcPr>
+            <w:tcW w:type="dxa" w:w="1234"/>
+          </w:tcPr>
+          <w:p>
+            <w:r>
+              <w:t>0.71536</w:t>
+            </w:r>
+          </w:p>
+        </w:tc>
+        <w:tc>
+          <w:tcPr>
+            <w:tcW w:type="dxa" w:w="1234"/>
+          </w:tcPr>
+          <w:p>
+            <w:r>
+              <w:t>0.02170</w:t>
+            </w:r>
+          </w:p>
+        </w:tc>
+        <w:tc>
+          <w:tcPr>
+            <w:tcW w:type="dxa" w:w="1234"/>
+          </w:tcPr>
+          <w:p>
+            <w:r>
+              <w:t>[+0.00460, +0.04800]</w:t>
+            </w:r>
+          </w:p>
+        </w:tc>
+        <w:tc>
+          <w:tcPr>
+            <w:tcW w:type="dxa" w:w="1234"/>
+          </w:tcPr>
+          <w:p>
+            <w:r>
+              <w:t>+0.00460</w:t>
+            </w:r>
+          </w:p>
+        </w:tc>
+        <w:tc>
+          <w:tcPr>
+            <w:tcW w:type="dxa" w:w="1234"/>
+          </w:tcPr>
+          <w:p>
+            <w:r>
+              <w:t>（R1 不用它）</w:t>
+            </w:r>
+          </w:p>
+        </w:tc>
+      </w:tr>
+      <w:tr>
+        <w:tc>
+          <w:tcPr>
+            <w:tcW w:type="dxa" w:w="1234"/>
+          </w:tcPr>
+          <w:p>
+            <w:r>
+              <w:rPr>
+                <w:b/>
+              </w:rPr>
+              <w:t>★ Holm 最严一步 α/3（预注册字面）</w:t>
+            </w:r>
+          </w:p>
+        </w:tc>
+        <w:tc>
+          <w:tcPr>
+            <w:tcW w:type="dxa" w:w="1234"/>
+          </w:tcPr>
+          <w:p>
+            <w:r>
+              <w:rPr>
+                <w:b/>
+              </w:rPr>
+              <w:t>2.93332</w:t>
+            </w:r>
+          </w:p>
+        </w:tc>
+        <w:tc>
+          <w:tcPr>
+            <w:tcW w:type="dxa" w:w="1234"/>
+          </w:tcPr>
+          <w:p>
+            <w:r>
+              <w:rPr>
+                <w:b/>
+              </w:rPr>
+              <w:t>0.92760</w:t>
+            </w:r>
+          </w:p>
+        </w:tc>
+        <w:tc>
+          <w:tcPr>
+            <w:tcW w:type="dxa" w:w="1234"/>
+          </w:tcPr>
+          <w:p>
+            <w:r>
+              <w:rPr>
+                <w:b/>
+              </w:rPr>
+              <w:t>0.02814</w:t>
+            </w:r>
+          </w:p>
+        </w:tc>
+        <w:tc>
+          <w:tcPr>
+            <w:tcW w:type="dxa" w:w="1234"/>
+          </w:tcPr>
+          <w:p>
+            <w:r>
+              <w:rPr>
+                <w:b/>
+              </w:rPr>
+              <w:t>[−0.00184, +0.05444]</w:t>
+            </w:r>
+          </w:p>
+        </w:tc>
+        <w:tc>
+          <w:tcPr>
+            <w:tcW w:type="dxa" w:w="1234"/>
+          </w:tcPr>
+          <w:p>
+            <w:r>
+              <w:rPr>
+                <w:b/>
+              </w:rPr>
+              <w:t>−0.00184</w:t>
+            </w:r>
+          </w:p>
+        </w:tc>
+        <w:tc>
+          <w:tcPr>
+            <w:tcW w:type="dxa" w:w="1234"/>
+          </w:tcPr>
+          <w:p>
+            <w:r>
+              <w:rPr>
+                <w:b/>
+              </w:rPr>
+              <w:t>不触发 → R3</w:t>
+            </w:r>
+          </w:p>
+        </w:tc>
+      </w:tr>
+      <w:tr>
+        <w:tc>
+          <w:tcPr>
+            <w:tcW w:type="dxa" w:w="1234"/>
+          </w:tcPr>
+          <w:p>
+            <w:r>
+              <w:t>Holm 逐步 α/2（事后敏感性）</w:t>
+            </w:r>
+          </w:p>
+        </w:tc>
+        <w:tc>
+          <w:tcPr>
+            <w:tcW w:type="dxa" w:w="1234"/>
+          </w:tcPr>
+          <w:p>
+            <w:r>
+              <w:t>2.68501</w:t>
+            </w:r>
+          </w:p>
+        </w:tc>
+        <w:tc>
+          <w:tcPr>
+            <w:tcW w:type="dxa" w:w="1234"/>
+          </w:tcPr>
+          <w:p>
+            <w:r>
+              <w:t>0.84907</w:t>
+            </w:r>
+          </w:p>
+        </w:tc>
+        <w:tc>
+          <w:tcPr>
+            <w:tcW w:type="dxa" w:w="1234"/>
+          </w:tcPr>
+          <w:p>
+            <w:r>
+              <w:t>0.02576</w:t>
+            </w:r>
+          </w:p>
+        </w:tc>
+        <w:tc>
+          <w:tcPr>
+            <w:tcW w:type="dxa" w:w="1234"/>
+          </w:tcPr>
+          <w:p>
+            <w:r>
+              <w:t>[+0.00054, +0.05206]</w:t>
+            </w:r>
+          </w:p>
+        </w:tc>
+        <w:tc>
+          <w:tcPr>
+            <w:tcW w:type="dxa" w:w="1234"/>
+          </w:tcPr>
+          <w:p>
+            <w:r>
+              <w:rPr>
+                <w:b/>
+              </w:rPr>
+              <w:t>+0.00054</w:t>
+            </w:r>
+          </w:p>
+        </w:tc>
+        <w:tc>
+          <w:tcPr>
+            <w:tcW w:type="dxa" w:w="1234"/>
+          </w:tcPr>
+          <w:p>
+            <w:r>
+              <w:t>会触发 → H2</w:t>
+            </w:r>
+          </w:p>
+        </w:tc>
+      </w:tr>
+    </w:tbl>
+    <w:p/>
+    <w:p>
+      <w:r>
+        <w:t>边界有多近，用 $s$ 说最直观：α/2 口径下只要 $s\ge\mathbf{0.03097}$ 下界就翻回零以下，</w:t>
+      </w:r>
+    </w:p>
+    <w:p>
+      <w:r>
+        <w:t xml:space="preserve">实测 $s=0.03033$ 离它只有 </w:t>
+      </w:r>
+      <w:r>
+        <w:rPr>
+          <w:b/>
+        </w:rPr>
+        <w:t>2.1%</w:t>
+      </w:r>
+      <w:r>
+        <w:t>；α/3 口径下这个阈值是 $s\ge0.02835$，实测已超出 7.0%。</w:t>
+      </w:r>
+    </w:p>
+    <w:p>
+      <w:r>
+        <w:rPr>
+          <w:b/>
+        </w:rPr>
+        <w:t>两条把判定挂在第 4 位小数上的 CI，本身就是"这一格没有分辨力"的证据。</w:t>
+      </w:r>
+    </w:p>
+    <w:p>
+      <w:pPr>
+        <w:pStyle w:val="Heading4"/>
+      </w:pPr>
+      <w:r>
+        <w:t>(c) 预注册冻结的是哪一个——逐字核对结论：α/3</w:t>
+      </w:r>
+    </w:p>
+    <w:p>
+      <w:r>
+        <w:rPr>
+          <w:rFonts w:ascii="Menlo" w:hAnsi="Menlo"/>
+          <w:color w:val="C7254E"/>
+        </w:rPr>
+        <w:t>预注册_MOON机制判别_2026-09-27.md</w:t>
+      </w:r>
+      <w:r>
+        <w:t xml:space="preserve"> 三处相互印证，全部指向单一固定系数：</w:t>
+      </w:r>
+    </w:p>
+    <w:p>
+      <w:pPr>
+        <w:ind w:left="360"/>
+      </w:pPr>
+      <w:r>
+        <w:rPr>
+          <w:i/>
+          <w:color w:val="555555"/>
+        </w:rPr>
+        <w:t xml:space="preserve">§3 分析规程表：多重比较 | </w:t>
+      </w:r>
+      <w:r>
+        <w:rPr>
+          <w:b/>
+          <w:i/>
+          <w:color w:val="555555"/>
+        </w:rPr>
+        <w:t>Holm–Bonferroni，族大小 = 3</w:t>
+      </w:r>
+      <w:r>
+        <w:rPr>
+          <w:i/>
+          <w:color w:val="555555"/>
+        </w:rPr>
+        <w:t xml:space="preserve">（§3.1），最严一步 $t_{1-0.05/6,9}=\mathbf{2.9333}$，半宽系数 </w:t>
+      </w:r>
+      <w:r>
+        <w:rPr>
+          <w:b/>
+          <w:i/>
+          <w:color w:val="555555"/>
+        </w:rPr>
+        <w:t>0.92760</w:t>
+      </w:r>
+    </w:p>
+    <w:p>
+      <w:pPr>
+        <w:ind w:left="360"/>
+      </w:pPr>
+    </w:p>
+    <w:p>
+      <w:pPr>
+        <w:ind w:left="360"/>
+      </w:pPr>
+      <w:r>
+        <w:rPr>
+          <w:i/>
+          <w:color w:val="555555"/>
+        </w:rPr>
+        <w:t>§4 开头：记 $\bar d$ = FedOSP-R − MOON 的配对均值，$s$ 为配对 SD，$\mathrm{CI}_{95}=\bar d\pm 0.71536\,s$，$\mathrm{CI}_{\text{Holm}}=\bar d\pm 0.92760\,s$。</w:t>
+      </w:r>
+    </w:p>
+    <w:p>
+      <w:pPr>
+        <w:ind w:left="360"/>
+      </w:pPr>
+    </w:p>
+    <w:p>
+      <w:pPr>
+        <w:ind w:left="360"/>
+      </w:pPr>
+      <w:r>
+        <w:rPr>
+          <w:i/>
+          <w:color w:val="555555"/>
+        </w:rPr>
+        <w:t xml:space="preserve">§4 规则表 R1：$\mathrm{CI}_{\text{Holm}}$ </w:t>
+      </w:r>
+      <w:r>
+        <w:rPr>
+          <w:b/>
+          <w:i/>
+          <w:color w:val="555555"/>
+        </w:rPr>
+        <w:t>下界 &gt; 0</w:t>
+      </w:r>
+      <w:r>
+        <w:rPr>
+          <w:i/>
+          <w:color w:val="555555"/>
+        </w:rPr>
+        <w:t xml:space="preserve"> ⇒ </w:t>
+      </w:r>
+      <w:r>
+        <w:rPr>
+          <w:b/>
+          <w:i/>
+          <w:color w:val="555555"/>
+        </w:rPr>
+        <w:t>支持 H2</w:t>
+      </w:r>
+    </w:p>
+    <w:p>
+      <w:r>
+        <w:t>全文</w:t>
+      </w:r>
+      <w:r>
+        <w:rPr>
+          <w:b/>
+        </w:rPr>
+        <w:t>没有</w:t>
+      </w:r>
+      <w:r>
+        <w:t>出现 α/2、逐步 CI、或"按 p 值排序决定临界值"的任何表述。</w:t>
+      </w:r>
+    </w:p>
+    <w:p>
+      <w:r>
+        <w:rPr>
+          <w:b/>
+        </w:rPr>
+        <w:t>预注册冻结的是最严一步（Bonferroni 式）区间，不是逐步区间。</w:t>
+      </w:r>
+    </w:p>
+    <w:p>
+      <w:r>
+        <w:t>因此 R1 不触发、</w:t>
+      </w:r>
+      <w:r>
+        <w:rPr>
+          <w:b/>
+        </w:rPr>
+        <w:t>R3 成立</w:t>
+      </w:r>
+      <w:r>
+        <w:t>，不做任何改判——预注册写于读数之前，</w:t>
+      </w:r>
+    </w:p>
+    <w:p>
+      <w:r>
+        <w:t>事后重新解释它，等于把"选哪种 Holm CI"变成一个看过结果才行使的自由度，</w:t>
+      </w:r>
+    </w:p>
+    <w:p>
+      <w:r>
+        <w:t>正是 §4.3 纪律条款要堵死的东西。</w:t>
+      </w:r>
+    </w:p>
+    <w:p>
+      <w:pPr>
+        <w:pStyle w:val="Heading4"/>
+      </w:pPr>
+      <w:r>
+        <w:t>(d) 为什么预注册选 α/3 在统计上是对的（不是"写错了"）</w:t>
+      </w:r>
+    </w:p>
+    <w:p>
+      <w:r>
+        <w:rPr>
+          <w:b/>
+        </w:rPr>
+        <w:t>Holm 的置信区间没有唯一定义。</w:t>
+      </w:r>
+      <w:r>
+        <w:t xml:space="preserve"> Holm 程序保证的只是 </w:t>
+      </w:r>
+      <w:r>
+        <w:rPr>
+          <w:b/>
+        </w:rPr>
+        <w:t>p 值层面</w:t>
+      </w:r>
+      <w:r>
+        <w:t>的 FWER 控制；</w:t>
+      </w:r>
+    </w:p>
+    <w:p>
+      <w:r>
+        <w:t>它并不自带一族同时置信区间。把 $\alpha/(m-i+1)$ 直接代进 t 分位数得到的"逐步 CI"</w:t>
+      </w:r>
+    </w:p>
+    <w:p>
+      <w:r>
+        <w:rPr>
+          <w:b/>
+        </w:rPr>
+        <w:t>不具备 step-down 程序的同时覆盖保证</w:t>
+      </w:r>
+      <w:r>
+        <w:t>——上表第三行是一个方便的敏感性参考，</w:t>
+      </w:r>
+    </w:p>
+    <w:p>
+      <w:r>
+        <w:t>不是一个有 95% 同时覆盖率的区间。</w:t>
+      </w:r>
+    </w:p>
+    <w:p>
+      <w:r>
+        <w:t>更要命的一点：按 Strassburger–Bretz(2008) 那类为 Bonferroni 型闭检验构造的</w:t>
+      </w:r>
+    </w:p>
+    <w:p>
+      <w:r>
+        <w:rPr>
+          <w:b/>
+        </w:rPr>
+        <w:t>相容（compatible）同时置信下界</w:t>
+      </w:r>
+      <w:r>
+        <w:t>，只要族内还有</w:t>
+      </w:r>
+      <w:r>
+        <w:rPr>
+          <w:b/>
+        </w:rPr>
+        <w:t>未被拒绝</w:t>
+      </w:r>
+      <w:r>
+        <w:t>的假设，</w:t>
+      </w:r>
+    </w:p>
+    <w:p>
+      <w:r>
+        <w:t xml:space="preserve">被拒假设的同时下界就退化到零假设边界本身。本族 FedProto 的 Holm p = 0.925 </w:t>
+      </w:r>
+      <w:r>
+        <w:rPr>
+          <w:b/>
+        </w:rPr>
+        <w:t>未拒</w:t>
+      </w:r>
+      <w:r>
+        <w:t>，</w:t>
+      </w:r>
+    </w:p>
+    <w:p>
+      <w:r>
+        <w:t>所以真正与 step-down Holm 相容的构造在 MOON 这一格给出的下界**恰好是 0，</w:t>
+      </w:r>
+    </w:p>
+    <w:p>
+      <w:r>
+        <w:t>而不是 +0.0005**。换句话说，(b) 表第三行既不是预注册写的区间，</w:t>
+      </w:r>
+    </w:p>
+    <w:p>
+      <w:r>
+        <w:t>也不是 step-down 的相容区间，</w:t>
+      </w:r>
+      <w:r>
+        <w:rPr>
+          <w:b/>
+        </w:rPr>
+        <w:t>它谁都不是</w:t>
+      </w:r>
+      <w:r>
+        <w:t>。</w:t>
+      </w:r>
+    </w:p>
+    <w:p>
+      <w:r>
+        <w:t>保守的 Bonferroni 式区间（α/m，即预注册的 0.92760）才是标准的、可辩护的选择。</w:t>
+      </w:r>
+    </w:p>
+    <w:p>
+      <w:r>
+        <w:t>于是：</w:t>
+      </w:r>
+    </w:p>
+    <w:p>
+      <w:pPr>
+        <w:pStyle w:val="ListBullet"/>
+        <w:ind w:left="360"/>
+      </w:pPr>
+      <w:r>
+        <w:t xml:space="preserve">预注册选 α/3 </w:t>
+      </w:r>
+      <w:r>
+        <w:rPr>
+          <w:b/>
+        </w:rPr>
+        <w:t>在统计上站得住，不是失误</w:t>
+      </w:r>
+      <w:r>
+        <w:t>；</w:t>
+      </w:r>
+    </w:p>
+    <w:p>
+      <w:pPr>
+        <w:pStyle w:val="ListBullet"/>
+        <w:ind w:left="360"/>
+      </w:pPr>
+      <w:r>
+        <w:t xml:space="preserve">但它的直接后果是 </w:t>
+      </w:r>
+      <w:r>
+        <w:rPr>
+          <w:b/>
+        </w:rPr>
+        <w:t>Holm p 与 Holm CI 在边界上可以互相不一致</w:t>
+      </w:r>
+      <w:r>
+        <w:t>——</w:t>
+      </w:r>
+    </w:p>
+    <w:p>
+      <w:r>
+        <w:t xml:space="preserve">  p 值走 step-down、区间走 Bonferroni，本格恰好撞进这条缝；</w:t>
+      </w:r>
+    </w:p>
+    <w:p>
+      <w:pPr>
+        <w:pStyle w:val="ListBullet"/>
+        <w:ind w:left="360"/>
+      </w:pPr>
+      <w:r>
+        <w:t>这种不一致</w:t>
+      </w:r>
+      <w:r>
+        <w:rPr>
+          <w:b/>
+        </w:rPr>
+        <w:t>必须在论文里报出来，不得隐去</w:t>
+      </w:r>
+      <w:r>
+        <w:t>。只报 R3、不说 p 值走的是另一条口径，</w:t>
+      </w:r>
+    </w:p>
+    <w:p>
+      <w:r>
+        <w:t xml:space="preserve">  审稿人一看到 Holm p = 0.0458 就会认为作者在选择性引用；反过来只报 p = 0.0458</w:t>
+      </w:r>
+    </w:p>
+    <w:p>
+      <w:r>
+        <w:t xml:space="preserve">  而不报 R3，则是事后改判据。</w:t>
+      </w:r>
+      <w:r>
+        <w:rPr>
+          <w:b/>
+        </w:rPr>
+        <w:t>两边都写，才是唯一诚实的版本。</w:t>
+      </w:r>
+    </w:p>
+    <w:p>
+      <w:pPr>
+        <w:pStyle w:val="Heading4"/>
+      </w:pPr>
+      <w:r>
+        <w:t>(e) 准确的措辞：H2 在边界上是脆的</w:t>
+      </w:r>
+    </w:p>
+    <w:p>
+      <w:pPr>
+        <w:ind w:left="360"/>
+      </w:pPr>
+      <w:r>
+        <w:rPr>
+          <w:i/>
+          <w:color w:val="555555"/>
+        </w:rPr>
+        <w:t>**FedOSP-R − MOON 的 H2 结论在判据边界上脆弱（fragile at the boundary）：</w:t>
+      </w:r>
+    </w:p>
+    <w:p>
+      <w:pPr>
+        <w:ind w:left="360"/>
+      </w:pPr>
+      <w:r>
+        <w:rPr>
+          <w:i/>
+          <w:color w:val="555555"/>
+        </w:rPr>
+        <w:t>既没有被稳健支持，也没有被稳健否定。**</w:t>
+      </w:r>
+    </w:p>
+    <w:p>
+      <w:r>
+        <w:t>拆开说：</w:t>
+      </w:r>
+    </w:p>
+    <w:p>
+      <w:r>
+        <w:t xml:space="preserve">1. 预注册判定 = </w:t>
+      </w:r>
+      <w:r>
+        <w:rPr>
+          <w:b/>
+        </w:rPr>
+        <w:t>R3 不可判定</w:t>
+      </w:r>
+      <w:r>
+        <w:t>，这是正式结论；</w:t>
+      </w:r>
+    </w:p>
+    <w:p>
+      <w:r>
+        <w:t>2. 未校正 CI 下界 &gt; 0、Holm p &lt; 0.05 —— 这两项</w:t>
+      </w:r>
+      <w:r>
+        <w:rPr>
+          <w:b/>
+        </w:rPr>
+        <w:t>都过</w:t>
+      </w:r>
+      <w:r>
+        <w:t>；</w:t>
+      </w:r>
+    </w:p>
+    <w:p>
+      <w:r>
+        <w:t>3. 换成朴素的逐步 Holm CI，下界 +0.00054 会翻正，但只领先零 $5\times10^{-4}$，</w:t>
+      </w:r>
+    </w:p>
+    <w:p>
+      <w:r>
+        <w:t xml:space="preserve">   且如 (d) 所述该区间的同时覆盖性质本身不成立；</w:t>
+      </w:r>
+    </w:p>
+    <w:p>
+      <w:r>
+        <w:t xml:space="preserve">4. 预注册 §4.1 </w:t>
+      </w:r>
+      <w:r>
+        <w:rPr>
+          <w:b/>
+        </w:rPr>
+        <w:t>事先</w:t>
+      </w:r>
+      <w:r>
+        <w:t>算过：真实 Δ 落在 0.010–0.015 时，$\sigma_d\approx0.027$ 下</w:t>
+      </w:r>
+    </w:p>
+    <w:p>
+      <w:r>
+        <w:t xml:space="preserve">   有 80%–85% 的概率就是"判不动"。实测 $s=0.0303$ 比这还大，</w:t>
+      </w:r>
+    </w:p>
+    <w:p>
+      <w:r>
+        <w:t xml:space="preserve">   </w:t>
+      </w:r>
+      <w:r>
+        <w:rPr>
+          <w:b/>
+        </w:rPr>
+        <w:t>落进不可判定区完全在事前预期之内</w:t>
+      </w:r>
+      <w:r>
+        <w:t>，不是意外，也不是执行失误。</w:t>
+      </w:r>
+    </w:p>
+    <w:p>
+      <w:pPr>
+        <w:pStyle w:val="Heading4"/>
+      </w:pPr>
+      <w:r>
+        <w:t>(f) 论文里这一格应当怎么报（建议，五项缺一不可）</w:t>
+      </w:r>
+    </w:p>
+    <w:tbl>
+      <w:tblPr>
+        <w:tblStyle w:val="LightGrid-Accent1"/>
+        <w:tblW w:type="auto" w:w="0"/>
+        <w:tblLook w:firstColumn="1" w:firstRow="1" w:lastColumn="0" w:lastRow="0" w:noHBand="0" w:noVBand="1" w:val="04A0"/>
+      </w:tblPr>
+      <w:tblGrid>
+        <w:gridCol w:w="2880"/>
+        <w:gridCol w:w="2880"/>
+        <w:gridCol w:w="2880"/>
+      </w:tblGrid>
+      <w:tr>
+        <w:tc>
+          <w:tcPr>
+            <w:tcW w:type="dxa" w:w="2880"/>
+          </w:tcPr>
+          <w:p>
+            <w:r>
+              <w:rPr>
+                <w:b/>
+              </w:rPr>
+              <w:t>#</w:t>
+            </w:r>
+          </w:p>
+        </w:tc>
+        <w:tc>
+          <w:tcPr>
+            <w:tcW w:type="dxa" w:w="2880"/>
+          </w:tcPr>
+          <w:p>
+            <w:r>
+              <w:rPr>
+                <w:b/>
+              </w:rPr>
+              <w:t>报什么</w:t>
+            </w:r>
+          </w:p>
+        </w:tc>
+        <w:tc>
+          <w:tcPr>
+            <w:tcW w:type="dxa" w:w="2880"/>
+          </w:tcPr>
+          <w:p>
+            <w:r>
+              <w:rPr>
+                <w:b/>
+              </w:rPr>
+              <w:t>值</w:t>
+            </w:r>
+          </w:p>
+        </w:tc>
+      </w:tr>
+      <w:tr>
+        <w:tc>
+          <w:tcPr>
+            <w:tcW w:type="dxa" w:w="2880"/>
+          </w:tcPr>
+          <w:p>
+            <w:r>
+              <w:t>1</w:t>
+            </w:r>
+          </w:p>
+        </w:tc>
+        <w:tc>
+          <w:tcPr>
+            <w:tcW w:type="dxa" w:w="2880"/>
+          </w:tcPr>
+          <w:p>
+            <w:r>
+              <w:t>效应与描述统计</w:t>
+            </w:r>
+          </w:p>
+        </w:tc>
+        <w:tc>
+          <w:tcPr>
+            <w:tcW w:type="dxa" w:w="2880"/>
+          </w:tcPr>
+          <w:p>
+            <w:r>
+              <w:t xml:space="preserve">Δ = </w:t>
+            </w:r>
+            <w:r>
+              <w:rPr>
+                <w:b/>
+              </w:rPr>
+              <w:t>+0.0263</w:t>
+            </w:r>
+            <w:r>
+              <w:t>，8/10 同向，$d_z$ = 0.866，$s$ = 0.0303</w:t>
+            </w:r>
+          </w:p>
+        </w:tc>
+      </w:tr>
+      <w:tr>
+        <w:tc>
+          <w:tcPr>
+            <w:tcW w:type="dxa" w:w="2880"/>
+          </w:tcPr>
+          <w:p>
+            <w:r>
+              <w:t>2</w:t>
+            </w:r>
+          </w:p>
+        </w:tc>
+        <w:tc>
+          <w:tcPr>
+            <w:tcW w:type="dxa" w:w="2880"/>
+          </w:tcPr>
+          <w:p>
+            <w:r>
+              <w:t>未校正 95% CI</w:t>
+            </w:r>
+          </w:p>
+        </w:tc>
+        <w:tc>
+          <w:tcPr>
+            <w:tcW w:type="dxa" w:w="2880"/>
+          </w:tcPr>
+          <w:p>
+            <w:r>
+              <w:rPr>
+                <w:b/>
+              </w:rPr>
+              <w:t>[+0.0046, +0.0480]</w:t>
+            </w:r>
+          </w:p>
+        </w:tc>
+      </w:tr>
+      <w:tr>
+        <w:tc>
+          <w:tcPr>
+            <w:tcW w:type="dxa" w:w="2880"/>
+          </w:tcPr>
+          <w:p>
+            <w:r>
+              <w:t>3</w:t>
+            </w:r>
+          </w:p>
+        </w:tc>
+        <w:tc>
+          <w:tcPr>
+            <w:tcW w:type="dxa" w:w="2880"/>
+          </w:tcPr>
+          <w:p>
+            <w:r>
+              <w:t>Holm-adjusted p</w:t>
+            </w:r>
+          </w:p>
+        </w:tc>
+        <w:tc>
+          <w:tcPr>
+            <w:tcW w:type="dxa" w:w="2880"/>
+          </w:tcPr>
+          <w:p>
+            <w:r>
+              <w:rPr>
+                <w:b/>
+              </w:rPr>
+              <w:t>0.0458</w:t>
+            </w:r>
+            <w:r>
+              <w:t>（族 = {FedProto, FedProx, MOON}，step-down 第 2 步，×2）</w:t>
+            </w:r>
+          </w:p>
+        </w:tc>
+      </w:tr>
+      <w:tr>
+        <w:tc>
+          <w:tcPr>
+            <w:tcW w:type="dxa" w:w="2880"/>
+          </w:tcPr>
+          <w:p>
+            <w:r>
+              <w:t>4</w:t>
+            </w:r>
+          </w:p>
+        </w:tc>
+        <w:tc>
+          <w:tcPr>
+            <w:tcW w:type="dxa" w:w="2880"/>
+          </w:tcPr>
+          <w:p>
+            <w:r>
+              <w:rPr>
+                <w:b/>
+              </w:rPr>
+              <w:t>两种 Holm CI 并列</w:t>
+            </w:r>
+          </w:p>
+        </w:tc>
+        <w:tc>
+          <w:tcPr>
+            <w:tcW w:type="dxa" w:w="2880"/>
+          </w:tcPr>
+          <w:p>
+            <w:r>
+              <w:t>α/3（预注册，Bonferroni 式）</w:t>
+            </w:r>
+            <w:r>
+              <w:rPr>
+                <w:b/>
+              </w:rPr>
+              <w:t>[−0.0018, +0.0544]</w:t>
+            </w:r>
+            <w:r>
+              <w:t>；α/2（逐步，仅参考）[+0.0005, +0.0521]</w:t>
+            </w:r>
+          </w:p>
+        </w:tc>
+      </w:tr>
+      <w:tr>
+        <w:tc>
+          <w:tcPr>
+            <w:tcW w:type="dxa" w:w="2880"/>
+          </w:tcPr>
+          <w:p>
+            <w:r>
+              <w:t>5</w:t>
+            </w:r>
+          </w:p>
+        </w:tc>
+        <w:tc>
+          <w:tcPr>
+            <w:tcW w:type="dxa" w:w="2880"/>
+          </w:tcPr>
+          <w:p>
+            <w:r>
+              <w:t>判定</w:t>
+            </w:r>
+          </w:p>
+        </w:tc>
+        <w:tc>
+          <w:tcPr>
+            <w:tcW w:type="dxa" w:w="2880"/>
+          </w:tcPr>
+          <w:p>
+            <w:r>
+              <w:rPr>
+                <w:b/>
+              </w:rPr>
+              <w:t>R3 不可判定</w:t>
+            </w:r>
+            <w:r>
+              <w:t>，并</w:t>
+            </w:r>
+            <w:r>
+              <w:rPr>
+                <w:b/>
+              </w:rPr>
+              <w:t>明确标注"这是预注册判据的输出"</w:t>
+            </w:r>
+            <w:r>
+              <w:t>；同时写明 3 与 4 在边界上不一致，以及不一致的来源是 Holm CI 无唯一定义</w:t>
+            </w:r>
+          </w:p>
+        </w:tc>
+      </w:tr>
+    </w:tbl>
+    <w:p/>
+    <w:p>
+      <w:r>
+        <w:t>措辞按预注册 §4.3 第 5 条：</w:t>
+      </w:r>
+      <w:r>
+        <w:rPr>
+          <w:b/>
+        </w:rPr>
+        <w:t>"本设计在该区间无分辨力"</w:t>
+      </w:r>
+      <w:r>
+        <w:t>——</w:t>
+      </w:r>
+    </w:p>
+    <w:p>
+      <w:r>
+        <w:t>不是"两种机制无差别"，也不是"倾向支持 H2"。</w:t>
+      </w:r>
+    </w:p>
+    <w:p>
+      <w:r>
+        <w:t>前者是关于本实验的陈述，后两者是关于世界的陈述。</w:t>
+      </w:r>
+    </w:p>
+    <w:p>
       <w:pPr>
         <w:jc w:val="center"/>
       </w:pPr>
